--- a/sp_1.docx
+++ b/sp_1.docx
@@ -14,7 +14,7 @@
     <w:p>
       <w:r>
         <w:drawing>
-          <wp:anchor distT="0" distB="0" distL="114300" distR="114300" simplePos="0" relativeHeight="251658240" behindDoc="0" locked="0" layoutInCell="1" allowOverlap="1" wp14:anchorId="10164732" wp14:editId="46A001EE">
+          <wp:anchor distT="0" distB="0" distL="114300" distR="114300" simplePos="0" relativeHeight="251658240" behindDoc="0" locked="0" layoutInCell="1" allowOverlap="1" wp14:anchorId="10164732" wp14:editId="0D9AFDDD">
             <wp:simplePos x="0" y="0"/>
             <wp:positionH relativeFrom="column">
               <wp:posOffset>3810</wp:posOffset>
@@ -51,7 +51,7 @@
                     </pic:cNvPicPr>
                   </pic:nvPicPr>
                   <pic:blipFill>
-                    <a:blip r:embed="rId4" cstate="print">
+                    <a:blip r:embed="rId6" cstate="print">
                       <a:extLst>
                         <a:ext uri="{28A0092B-C50C-407E-A947-70E740481C1C}">
                           <a14:useLocalDpi xmlns:a14="http://schemas.microsoft.com/office/drawing/2010/main" val="0"/>
@@ -203,19 +203,7 @@
         <w:rPr>
           <w:color w:val="000000"/>
         </w:rPr>
-        <w:t xml:space="preserve">3. </w:t>
-      </w:r>
-      <w:r>
-        <w:rPr>
-          <w:color w:val="000000"/>
-        </w:rPr>
-        <w:t>Čo robí tento riadok?</w:t>
-      </w:r>
-      <w:r>
-        <w:rPr>
-          <w:color w:val="000000"/>
-        </w:rPr>
-        <w:t xml:space="preserve"> </w:t>
+        <w:t xml:space="preserve">3. Čo robí tento riadok? </w:t>
       </w:r>
       <w:r>
         <w:rPr>
@@ -275,25 +263,7 @@
         <w:rPr>
           <w:color w:val="000000"/>
         </w:rPr>
-        <w:t xml:space="preserve">5. </w:t>
-      </w:r>
-      <w:r>
-        <w:rPr>
-          <w:color w:val="000000"/>
-        </w:rPr>
-        <w:t>Čo robí tento riadok?</w:t>
-      </w:r>
-      <w:r>
-        <w:rPr>
-          <w:color w:val="000000"/>
-        </w:rPr>
-        <w:t xml:space="preserve"> </w:t>
-      </w:r>
-      <w:r>
-        <w:rPr>
-          <w:color w:val="000000"/>
-        </w:rPr>
-        <w:t>clock.tick(60)</w:t>
+        <w:t>5. Čo robí tento riadok? clock.tick(60)</w:t>
       </w:r>
     </w:p>
     <w:p>
@@ -306,19 +276,7 @@
         <w:rPr>
           <w:color w:val="000000"/>
         </w:rPr>
-        <w:t xml:space="preserve">6. </w:t>
-      </w:r>
-      <w:r>
-        <w:rPr>
-          <w:color w:val="000000"/>
-        </w:rPr>
-        <w:t>Čo robí tento riadok?</w:t>
-      </w:r>
-      <w:r>
-        <w:rPr>
-          <w:color w:val="000000"/>
-        </w:rPr>
-        <w:t xml:space="preserve"> </w:t>
+        <w:t xml:space="preserve">6. Čo robí tento riadok? </w:t>
       </w:r>
       <w:r>
         <w:rPr>
@@ -339,19 +297,7 @@
         <w:rPr>
           <w:color w:val="000000"/>
         </w:rPr>
-        <w:t xml:space="preserve">7. </w:t>
-      </w:r>
-      <w:r>
-        <w:rPr>
-          <w:color w:val="000000"/>
-        </w:rPr>
-        <w:t>Na čo slúži tento riadok?</w:t>
-      </w:r>
-      <w:r>
-        <w:rPr>
-          <w:color w:val="000000"/>
-        </w:rPr>
-        <w:t xml:space="preserve"> </w:t>
+        <w:t xml:space="preserve">7. Na čo slúži tento riadok? </w:t>
       </w:r>
       <w:r>
         <w:rPr>
@@ -374,13 +320,7 @@
         <w:rPr>
           <w:color w:val="000000"/>
         </w:rPr>
-        <w:t xml:space="preserve">8. </w:t>
-      </w:r>
-      <w:r>
-        <w:rPr>
-          <w:color w:val="000000"/>
-        </w:rPr>
-        <w:t>Na čo slúžia tieto premenné?</w:t>
+        <w:t>8. Na čo slúžia tieto premenné?</w:t>
       </w:r>
       <w:r>
         <w:t xml:space="preserve"> </w:t>
@@ -391,23 +331,7 @@
           <w:bCs/>
           <w:color w:val="000000"/>
         </w:rPr>
-        <w:t>player_x = 100</w:t>
-      </w:r>
-      <w:r>
-        <w:rPr>
-          <w:b/>
-          <w:bCs/>
-          <w:color w:val="000000"/>
-        </w:rPr>
-        <w:t xml:space="preserve">, </w:t>
-      </w:r>
-      <w:r>
-        <w:rPr>
-          <w:b/>
-          <w:bCs/>
-          <w:color w:val="000000"/>
-        </w:rPr>
-        <w:t>player_y = 100</w:t>
+        <w:t>player_x = 100, player_y = 100</w:t>
       </w:r>
     </w:p>
     <w:p>
@@ -605,13 +529,7 @@
         <w:rPr>
           <w:color w:val="000000"/>
         </w:rPr>
-        <w:t>Zakáž pohyb jedným smerom</w:t>
-      </w:r>
-      <w:r>
-        <w:rPr>
-          <w:color w:val="000000"/>
-        </w:rPr>
-        <w:t xml:space="preserve"> (ľubovoľným)</w:t>
+        <w:t>Zakáž pohyb jedným smerom (ľubovoľným)</w:t>
       </w:r>
     </w:p>
     <w:p>
@@ -652,6 +570,12 @@
       </w:r>
     </w:p>
     <w:sectPr>
+      <w:headerReference w:type="even" r:id="rId7"/>
+      <w:headerReference w:type="default" r:id="rId8"/>
+      <w:footerReference w:type="even" r:id="rId9"/>
+      <w:footerReference w:type="default" r:id="rId10"/>
+      <w:headerReference w:type="first" r:id="rId11"/>
+      <w:footerReference w:type="first" r:id="rId12"/>
       <w:pgSz w:w="11906" w:h="16838"/>
       <w:pgMar w:top="1417" w:right="1417" w:bottom="1417" w:left="1417" w:header="708" w:footer="708" w:gutter="0"/>
       <w:cols w:space="708"/>
@@ -659,6 +583,104 @@
     </w:sectPr>
   </w:body>
 </w:document>
+</file>
+
+<file path=word/endnotes.xml><?xml version="1.0" encoding="utf-8"?>
+<w:endnotes xmlns:wpc="http://schemas.microsoft.com/office/word/2010/wordprocessingCanvas" xmlns:cx="http://schemas.microsoft.com/office/drawing/2014/chartex" xmlns:cx1="http://schemas.microsoft.com/office/drawing/2015/9/8/chartex" xmlns:cx2="http://schemas.microsoft.com/office/drawing/2015/10/21/chartex" xmlns:cx3="http://schemas.microsoft.com/office/drawing/2016/5/9/chartex" xmlns:cx4="http://schemas.microsoft.com/office/drawing/2016/5/10/chartex" xmlns:cx5="http://schemas.microsoft.com/office/drawing/2016/5/11/chartex" xmlns:cx6="http://schemas.microsoft.com/office/drawing/2016/5/12/chartex" xmlns:cx7="http://schemas.microsoft.com/office/drawing/2016/5/13/chartex" xmlns:cx8="http://schemas.microsoft.com/office/drawing/2016/5/14/chartex" xmlns:mc="http://schemas.openxmlformats.org/markup-compatibility/2006" xmlns:aink="http://schemas.microsoft.com/office/drawing/2016/ink" xmlns:am3d="http://schemas.microsoft.com/office/drawing/2017/model3d" xmlns:o="urn:schemas-microsoft-com:office:office" xmlns:oel="http://schemas.microsoft.com/office/2019/extlst" xmlns:r="http://schemas.openxmlformats.org/officeDocument/2006/relationships" xmlns:m="http://schemas.openxmlformats.org/officeDocument/2006/math" xmlns:v="urn:schemas-microsoft-com:vml" xmlns:wp14="http://schemas.microsoft.com/office/word/2010/wordprocessingDrawing" xmlns:wp="http://schemas.openxmlformats.org/drawingml/2006/wordprocessingDrawing" xmlns:w10="urn:schemas-microsoft-com:office:word" xmlns:w="http://schemas.openxmlformats.org/wordprocessingml/2006/main" xmlns:w14="http://schemas.microsoft.com/office/word/2010/wordml" xmlns:w15="http://schemas.microsoft.com/office/word/2012/wordml" xmlns:w16cex="http://schemas.microsoft.com/office/word/2018/wordml/cex" xmlns:w16cid="http://schemas.microsoft.com/office/word/2016/wordml/cid" xmlns:w16="http://schemas.microsoft.com/office/word/2018/wordml" xmlns:w16du="http://schemas.microsoft.com/office/word/2023/wordml/word16du" xmlns:w16sdtdh="http://schemas.microsoft.com/office/word/2020/wordml/sdtdatahash" xmlns:w16sdtfl="http://schemas.microsoft.com/office/word/2024/wordml/sdtformatlock" xmlns:w16se="http://schemas.microsoft.com/office/word/2015/wordml/symex" xmlns:wpg="http://schemas.microsoft.com/office/word/2010/wordprocessingGroup" xmlns:wpi="http://schemas.microsoft.com/office/word/2010/wordprocessingInk" xmlns:wne="http://schemas.microsoft.com/office/word/2006/wordml" xmlns:wps="http://schemas.microsoft.com/office/word/2010/wordprocessingShape" mc:Ignorable="w14 w15 w16se w16cid w16 w16cex w16sdtdh w16sdtfl w16du wp14">
+  <w:endnote w:type="separator" w:id="-1">
+    <w:p>
+      <w:r>
+        <w:separator/>
+      </w:r>
+    </w:p>
+  </w:endnote>
+  <w:endnote w:type="continuationSeparator" w:id="0">
+    <w:p>
+      <w:r>
+        <w:continuationSeparator/>
+      </w:r>
+    </w:p>
+  </w:endnote>
+</w:endnotes>
+</file>
+
+<file path=word/footer1.xml><?xml version="1.0" encoding="utf-8"?>
+<w:ftr xmlns:wpc="http://schemas.microsoft.com/office/word/2010/wordprocessingCanvas" xmlns:cx="http://schemas.microsoft.com/office/drawing/2014/chartex" xmlns:cx1="http://schemas.microsoft.com/office/drawing/2015/9/8/chartex" xmlns:cx2="http://schemas.microsoft.com/office/drawing/2015/10/21/chartex" xmlns:cx3="http://schemas.microsoft.com/office/drawing/2016/5/9/chartex" xmlns:cx4="http://schemas.microsoft.com/office/drawing/2016/5/10/chartex" xmlns:cx5="http://schemas.microsoft.com/office/drawing/2016/5/11/chartex" xmlns:cx6="http://schemas.microsoft.com/office/drawing/2016/5/12/chartex" xmlns:cx7="http://schemas.microsoft.com/office/drawing/2016/5/13/chartex" xmlns:cx8="http://schemas.microsoft.com/office/drawing/2016/5/14/chartex" xmlns:mc="http://schemas.openxmlformats.org/markup-compatibility/2006" xmlns:aink="http://schemas.microsoft.com/office/drawing/2016/ink" xmlns:am3d="http://schemas.microsoft.com/office/drawing/2017/model3d" xmlns:o="urn:schemas-microsoft-com:office:office" xmlns:oel="http://schemas.microsoft.com/office/2019/extlst" xmlns:r="http://schemas.openxmlformats.org/officeDocument/2006/relationships" xmlns:m="http://schemas.openxmlformats.org/officeDocument/2006/math" xmlns:v="urn:schemas-microsoft-com:vml" xmlns:wp14="http://schemas.microsoft.com/office/word/2010/wordprocessingDrawing" xmlns:wp="http://schemas.openxmlformats.org/drawingml/2006/wordprocessingDrawing" xmlns:w10="urn:schemas-microsoft-com:office:word" xmlns:w="http://schemas.openxmlformats.org/wordprocessingml/2006/main" xmlns:w14="http://schemas.microsoft.com/office/word/2010/wordml" xmlns:w15="http://schemas.microsoft.com/office/word/2012/wordml" xmlns:w16cex="http://schemas.microsoft.com/office/word/2018/wordml/cex" xmlns:w16cid="http://schemas.microsoft.com/office/word/2016/wordml/cid" xmlns:w16="http://schemas.microsoft.com/office/word/2018/wordml" xmlns:w16du="http://schemas.microsoft.com/office/word/2023/wordml/word16du" xmlns:w16sdtdh="http://schemas.microsoft.com/office/word/2020/wordml/sdtdatahash" xmlns:w16sdtfl="http://schemas.microsoft.com/office/word/2024/wordml/sdtformatlock" xmlns:w16se="http://schemas.microsoft.com/office/word/2015/wordml/symex" xmlns:wpg="http://schemas.microsoft.com/office/word/2010/wordprocessingGroup" xmlns:wpi="http://schemas.microsoft.com/office/word/2010/wordprocessingInk" xmlns:wne="http://schemas.microsoft.com/office/word/2006/wordml" xmlns:wps="http://schemas.microsoft.com/office/word/2010/wordprocessingShape" mc:Ignorable="w14 w15 w16se w16cid w16 w16cex w16sdtdh w16sdtfl w16du wp14">
+  <w:p>
+    <w:pPr>
+      <w:pStyle w:val="Pta"/>
+    </w:pPr>
+  </w:p>
+</w:ftr>
+</file>
+
+<file path=word/footer2.xml><?xml version="1.0" encoding="utf-8"?>
+<w:ftr xmlns:wpc="http://schemas.microsoft.com/office/word/2010/wordprocessingCanvas" xmlns:cx="http://schemas.microsoft.com/office/drawing/2014/chartex" xmlns:cx1="http://schemas.microsoft.com/office/drawing/2015/9/8/chartex" xmlns:cx2="http://schemas.microsoft.com/office/drawing/2015/10/21/chartex" xmlns:cx3="http://schemas.microsoft.com/office/drawing/2016/5/9/chartex" xmlns:cx4="http://schemas.microsoft.com/office/drawing/2016/5/10/chartex" xmlns:cx5="http://schemas.microsoft.com/office/drawing/2016/5/11/chartex" xmlns:cx6="http://schemas.microsoft.com/office/drawing/2016/5/12/chartex" xmlns:cx7="http://schemas.microsoft.com/office/drawing/2016/5/13/chartex" xmlns:cx8="http://schemas.microsoft.com/office/drawing/2016/5/14/chartex" xmlns:mc="http://schemas.openxmlformats.org/markup-compatibility/2006" xmlns:aink="http://schemas.microsoft.com/office/drawing/2016/ink" xmlns:am3d="http://schemas.microsoft.com/office/drawing/2017/model3d" xmlns:o="urn:schemas-microsoft-com:office:office" xmlns:oel="http://schemas.microsoft.com/office/2019/extlst" xmlns:r="http://schemas.openxmlformats.org/officeDocument/2006/relationships" xmlns:m="http://schemas.openxmlformats.org/officeDocument/2006/math" xmlns:v="urn:schemas-microsoft-com:vml" xmlns:wp14="http://schemas.microsoft.com/office/word/2010/wordprocessingDrawing" xmlns:wp="http://schemas.openxmlformats.org/drawingml/2006/wordprocessingDrawing" xmlns:w10="urn:schemas-microsoft-com:office:word" xmlns:w="http://schemas.openxmlformats.org/wordprocessingml/2006/main" xmlns:w14="http://schemas.microsoft.com/office/word/2010/wordml" xmlns:w15="http://schemas.microsoft.com/office/word/2012/wordml" xmlns:w16cex="http://schemas.microsoft.com/office/word/2018/wordml/cex" xmlns:w16cid="http://schemas.microsoft.com/office/word/2016/wordml/cid" xmlns:w16="http://schemas.microsoft.com/office/word/2018/wordml" xmlns:w16du="http://schemas.microsoft.com/office/word/2023/wordml/word16du" xmlns:w16sdtdh="http://schemas.microsoft.com/office/word/2020/wordml/sdtdatahash" xmlns:w16sdtfl="http://schemas.microsoft.com/office/word/2024/wordml/sdtformatlock" xmlns:w16se="http://schemas.microsoft.com/office/word/2015/wordml/symex" xmlns:wpg="http://schemas.microsoft.com/office/word/2010/wordprocessingGroup" xmlns:wpi="http://schemas.microsoft.com/office/word/2010/wordprocessingInk" xmlns:wne="http://schemas.microsoft.com/office/word/2006/wordml" xmlns:wps="http://schemas.microsoft.com/office/word/2010/wordprocessingShape" mc:Ignorable="w14 w15 w16se w16cid w16 w16cex w16sdtdh w16sdtfl w16du wp14">
+  <w:p>
+    <w:pPr>
+      <w:pStyle w:val="Pta"/>
+    </w:pPr>
+  </w:p>
+</w:ftr>
+</file>
+
+<file path=word/footer3.xml><?xml version="1.0" encoding="utf-8"?>
+<w:ftr xmlns:wpc="http://schemas.microsoft.com/office/word/2010/wordprocessingCanvas" xmlns:cx="http://schemas.microsoft.com/office/drawing/2014/chartex" xmlns:cx1="http://schemas.microsoft.com/office/drawing/2015/9/8/chartex" xmlns:cx2="http://schemas.microsoft.com/office/drawing/2015/10/21/chartex" xmlns:cx3="http://schemas.microsoft.com/office/drawing/2016/5/9/chartex" xmlns:cx4="http://schemas.microsoft.com/office/drawing/2016/5/10/chartex" xmlns:cx5="http://schemas.microsoft.com/office/drawing/2016/5/11/chartex" xmlns:cx6="http://schemas.microsoft.com/office/drawing/2016/5/12/chartex" xmlns:cx7="http://schemas.microsoft.com/office/drawing/2016/5/13/chartex" xmlns:cx8="http://schemas.microsoft.com/office/drawing/2016/5/14/chartex" xmlns:mc="http://schemas.openxmlformats.org/markup-compatibility/2006" xmlns:aink="http://schemas.microsoft.com/office/drawing/2016/ink" xmlns:am3d="http://schemas.microsoft.com/office/drawing/2017/model3d" xmlns:o="urn:schemas-microsoft-com:office:office" xmlns:oel="http://schemas.microsoft.com/office/2019/extlst" xmlns:r="http://schemas.openxmlformats.org/officeDocument/2006/relationships" xmlns:m="http://schemas.openxmlformats.org/officeDocument/2006/math" xmlns:v="urn:schemas-microsoft-com:vml" xmlns:wp14="http://schemas.microsoft.com/office/word/2010/wordprocessingDrawing" xmlns:wp="http://schemas.openxmlformats.org/drawingml/2006/wordprocessingDrawing" xmlns:w10="urn:schemas-microsoft-com:office:word" xmlns:w="http://schemas.openxmlformats.org/wordprocessingml/2006/main" xmlns:w14="http://schemas.microsoft.com/office/word/2010/wordml" xmlns:w15="http://schemas.microsoft.com/office/word/2012/wordml" xmlns:w16cex="http://schemas.microsoft.com/office/word/2018/wordml/cex" xmlns:w16cid="http://schemas.microsoft.com/office/word/2016/wordml/cid" xmlns:w16="http://schemas.microsoft.com/office/word/2018/wordml" xmlns:w16du="http://schemas.microsoft.com/office/word/2023/wordml/word16du" xmlns:w16sdtdh="http://schemas.microsoft.com/office/word/2020/wordml/sdtdatahash" xmlns:w16sdtfl="http://schemas.microsoft.com/office/word/2024/wordml/sdtformatlock" xmlns:w16se="http://schemas.microsoft.com/office/word/2015/wordml/symex" xmlns:wpg="http://schemas.microsoft.com/office/word/2010/wordprocessingGroup" xmlns:wpi="http://schemas.microsoft.com/office/word/2010/wordprocessingInk" xmlns:wne="http://schemas.microsoft.com/office/word/2006/wordml" xmlns:wps="http://schemas.microsoft.com/office/word/2010/wordprocessingShape" mc:Ignorable="w14 w15 w16se w16cid w16 w16cex w16sdtdh w16sdtfl w16du wp14">
+  <w:p>
+    <w:pPr>
+      <w:pStyle w:val="Pta"/>
+    </w:pPr>
+  </w:p>
+</w:ftr>
+</file>
+
+<file path=word/footnotes.xml><?xml version="1.0" encoding="utf-8"?>
+<w:footnotes xmlns:wpc="http://schemas.microsoft.com/office/word/2010/wordprocessingCanvas" xmlns:cx="http://schemas.microsoft.com/office/drawing/2014/chartex" xmlns:cx1="http://schemas.microsoft.com/office/drawing/2015/9/8/chartex" xmlns:cx2="http://schemas.microsoft.com/office/drawing/2015/10/21/chartex" xmlns:cx3="http://schemas.microsoft.com/office/drawing/2016/5/9/chartex" xmlns:cx4="http://schemas.microsoft.com/office/drawing/2016/5/10/chartex" xmlns:cx5="http://schemas.microsoft.com/office/drawing/2016/5/11/chartex" xmlns:cx6="http://schemas.microsoft.com/office/drawing/2016/5/12/chartex" xmlns:cx7="http://schemas.microsoft.com/office/drawing/2016/5/13/chartex" xmlns:cx8="http://schemas.microsoft.com/office/drawing/2016/5/14/chartex" xmlns:mc="http://schemas.openxmlformats.org/markup-compatibility/2006" xmlns:aink="http://schemas.microsoft.com/office/drawing/2016/ink" xmlns:am3d="http://schemas.microsoft.com/office/drawing/2017/model3d" xmlns:o="urn:schemas-microsoft-com:office:office" xmlns:oel="http://schemas.microsoft.com/office/2019/extlst" xmlns:r="http://schemas.openxmlformats.org/officeDocument/2006/relationships" xmlns:m="http://schemas.openxmlformats.org/officeDocument/2006/math" xmlns:v="urn:schemas-microsoft-com:vml" xmlns:wp14="http://schemas.microsoft.com/office/word/2010/wordprocessingDrawing" xmlns:wp="http://schemas.openxmlformats.org/drawingml/2006/wordprocessingDrawing" xmlns:w10="urn:schemas-microsoft-com:office:word" xmlns:w="http://schemas.openxmlformats.org/wordprocessingml/2006/main" xmlns:w14="http://schemas.microsoft.com/office/word/2010/wordml" xmlns:w15="http://schemas.microsoft.com/office/word/2012/wordml" xmlns:w16cex="http://schemas.microsoft.com/office/word/2018/wordml/cex" xmlns:w16cid="http://schemas.microsoft.com/office/word/2016/wordml/cid" xmlns:w16="http://schemas.microsoft.com/office/word/2018/wordml" xmlns:w16du="http://schemas.microsoft.com/office/word/2023/wordml/word16du" xmlns:w16sdtdh="http://schemas.microsoft.com/office/word/2020/wordml/sdtdatahash" xmlns:w16sdtfl="http://schemas.microsoft.com/office/word/2024/wordml/sdtformatlock" xmlns:w16se="http://schemas.microsoft.com/office/word/2015/wordml/symex" xmlns:wpg="http://schemas.microsoft.com/office/word/2010/wordprocessingGroup" xmlns:wpi="http://schemas.microsoft.com/office/word/2010/wordprocessingInk" xmlns:wne="http://schemas.microsoft.com/office/word/2006/wordml" xmlns:wps="http://schemas.microsoft.com/office/word/2010/wordprocessingShape" mc:Ignorable="w14 w15 w16se w16cid w16 w16cex w16sdtdh w16sdtfl w16du wp14">
+  <w:footnote w:type="separator" w:id="-1">
+    <w:p>
+      <w:r>
+        <w:separator/>
+      </w:r>
+    </w:p>
+  </w:footnote>
+  <w:footnote w:type="continuationSeparator" w:id="0">
+    <w:p>
+      <w:r>
+        <w:continuationSeparator/>
+      </w:r>
+    </w:p>
+  </w:footnote>
+</w:footnotes>
+</file>
+
+<file path=word/header1.xml><?xml version="1.0" encoding="utf-8"?>
+<w:hdr xmlns:wpc="http://schemas.microsoft.com/office/word/2010/wordprocessingCanvas" xmlns:cx="http://schemas.microsoft.com/office/drawing/2014/chartex" xmlns:cx1="http://schemas.microsoft.com/office/drawing/2015/9/8/chartex" xmlns:cx2="http://schemas.microsoft.com/office/drawing/2015/10/21/chartex" xmlns:cx3="http://schemas.microsoft.com/office/drawing/2016/5/9/chartex" xmlns:cx4="http://schemas.microsoft.com/office/drawing/2016/5/10/chartex" xmlns:cx5="http://schemas.microsoft.com/office/drawing/2016/5/11/chartex" xmlns:cx6="http://schemas.microsoft.com/office/drawing/2016/5/12/chartex" xmlns:cx7="http://schemas.microsoft.com/office/drawing/2016/5/13/chartex" xmlns:cx8="http://schemas.microsoft.com/office/drawing/2016/5/14/chartex" xmlns:mc="http://schemas.openxmlformats.org/markup-compatibility/2006" xmlns:aink="http://schemas.microsoft.com/office/drawing/2016/ink" xmlns:am3d="http://schemas.microsoft.com/office/drawing/2017/model3d" xmlns:o="urn:schemas-microsoft-com:office:office" xmlns:oel="http://schemas.microsoft.com/office/2019/extlst" xmlns:r="http://schemas.openxmlformats.org/officeDocument/2006/relationships" xmlns:m="http://schemas.openxmlformats.org/officeDocument/2006/math" xmlns:v="urn:schemas-microsoft-com:vml" xmlns:wp14="http://schemas.microsoft.com/office/word/2010/wordprocessingDrawing" xmlns:wp="http://schemas.openxmlformats.org/drawingml/2006/wordprocessingDrawing" xmlns:w10="urn:schemas-microsoft-com:office:word" xmlns:w="http://schemas.openxmlformats.org/wordprocessingml/2006/main" xmlns:w14="http://schemas.microsoft.com/office/word/2010/wordml" xmlns:w15="http://schemas.microsoft.com/office/word/2012/wordml" xmlns:w16cex="http://schemas.microsoft.com/office/word/2018/wordml/cex" xmlns:w16cid="http://schemas.microsoft.com/office/word/2016/wordml/cid" xmlns:w16="http://schemas.microsoft.com/office/word/2018/wordml" xmlns:w16du="http://schemas.microsoft.com/office/word/2023/wordml/word16du" xmlns:w16sdtdh="http://schemas.microsoft.com/office/word/2020/wordml/sdtdatahash" xmlns:w16sdtfl="http://schemas.microsoft.com/office/word/2024/wordml/sdtformatlock" xmlns:w16se="http://schemas.microsoft.com/office/word/2015/wordml/symex" xmlns:wpg="http://schemas.microsoft.com/office/word/2010/wordprocessingGroup" xmlns:wpi="http://schemas.microsoft.com/office/word/2010/wordprocessingInk" xmlns:wne="http://schemas.microsoft.com/office/word/2006/wordml" xmlns:wps="http://schemas.microsoft.com/office/word/2010/wordprocessingShape" mc:Ignorable="w14 w15 w16se w16cid w16 w16cex w16sdtdh w16sdtfl w16du wp14">
+  <w:p>
+    <w:pPr>
+      <w:pStyle w:val="Hlavika"/>
+    </w:pPr>
+  </w:p>
+</w:hdr>
+</file>
+
+<file path=word/header2.xml><?xml version="1.0" encoding="utf-8"?>
+<w:hdr xmlns:wpc="http://schemas.microsoft.com/office/word/2010/wordprocessingCanvas" xmlns:cx="http://schemas.microsoft.com/office/drawing/2014/chartex" xmlns:cx1="http://schemas.microsoft.com/office/drawing/2015/9/8/chartex" xmlns:cx2="http://schemas.microsoft.com/office/drawing/2015/10/21/chartex" xmlns:cx3="http://schemas.microsoft.com/office/drawing/2016/5/9/chartex" xmlns:cx4="http://schemas.microsoft.com/office/drawing/2016/5/10/chartex" xmlns:cx5="http://schemas.microsoft.com/office/drawing/2016/5/11/chartex" xmlns:cx6="http://schemas.microsoft.com/office/drawing/2016/5/12/chartex" xmlns:cx7="http://schemas.microsoft.com/office/drawing/2016/5/13/chartex" xmlns:cx8="http://schemas.microsoft.com/office/drawing/2016/5/14/chartex" xmlns:mc="http://schemas.openxmlformats.org/markup-compatibility/2006" xmlns:aink="http://schemas.microsoft.com/office/drawing/2016/ink" xmlns:am3d="http://schemas.microsoft.com/office/drawing/2017/model3d" xmlns:o="urn:schemas-microsoft-com:office:office" xmlns:oel="http://schemas.microsoft.com/office/2019/extlst" xmlns:r="http://schemas.openxmlformats.org/officeDocument/2006/relationships" xmlns:m="http://schemas.openxmlformats.org/officeDocument/2006/math" xmlns:v="urn:schemas-microsoft-com:vml" xmlns:wp14="http://schemas.microsoft.com/office/word/2010/wordprocessingDrawing" xmlns:wp="http://schemas.openxmlformats.org/drawingml/2006/wordprocessingDrawing" xmlns:w10="urn:schemas-microsoft-com:office:word" xmlns:w="http://schemas.openxmlformats.org/wordprocessingml/2006/main" xmlns:w14="http://schemas.microsoft.com/office/word/2010/wordml" xmlns:w15="http://schemas.microsoft.com/office/word/2012/wordml" xmlns:w16cex="http://schemas.microsoft.com/office/word/2018/wordml/cex" xmlns:w16cid="http://schemas.microsoft.com/office/word/2016/wordml/cid" xmlns:w16="http://schemas.microsoft.com/office/word/2018/wordml" xmlns:w16du="http://schemas.microsoft.com/office/word/2023/wordml/word16du" xmlns:w16sdtdh="http://schemas.microsoft.com/office/word/2020/wordml/sdtdatahash" xmlns:w16sdtfl="http://schemas.microsoft.com/office/word/2024/wordml/sdtformatlock" xmlns:w16se="http://schemas.microsoft.com/office/word/2015/wordml/symex" xmlns:wpg="http://schemas.microsoft.com/office/word/2010/wordprocessingGroup" xmlns:wpi="http://schemas.microsoft.com/office/word/2010/wordprocessingInk" xmlns:wne="http://schemas.microsoft.com/office/word/2006/wordml" xmlns:wps="http://schemas.microsoft.com/office/word/2010/wordprocessingShape" mc:Ignorable="w14 w15 w16se w16cid w16 w16cex w16sdtdh w16sdtfl w16du wp14">
+  <w:p>
+    <w:pPr>
+      <w:pStyle w:val="Hlavika"/>
+    </w:pPr>
+  </w:p>
+</w:hdr>
+</file>
+
+<file path=word/header3.xml><?xml version="1.0" encoding="utf-8"?>
+<w:hdr xmlns:wpc="http://schemas.microsoft.com/office/word/2010/wordprocessingCanvas" xmlns:cx="http://schemas.microsoft.com/office/drawing/2014/chartex" xmlns:cx1="http://schemas.microsoft.com/office/drawing/2015/9/8/chartex" xmlns:cx2="http://schemas.microsoft.com/office/drawing/2015/10/21/chartex" xmlns:cx3="http://schemas.microsoft.com/office/drawing/2016/5/9/chartex" xmlns:cx4="http://schemas.microsoft.com/office/drawing/2016/5/10/chartex" xmlns:cx5="http://schemas.microsoft.com/office/drawing/2016/5/11/chartex" xmlns:cx6="http://schemas.microsoft.com/office/drawing/2016/5/12/chartex" xmlns:cx7="http://schemas.microsoft.com/office/drawing/2016/5/13/chartex" xmlns:cx8="http://schemas.microsoft.com/office/drawing/2016/5/14/chartex" xmlns:mc="http://schemas.openxmlformats.org/markup-compatibility/2006" xmlns:aink="http://schemas.microsoft.com/office/drawing/2016/ink" xmlns:am3d="http://schemas.microsoft.com/office/drawing/2017/model3d" xmlns:o="urn:schemas-microsoft-com:office:office" xmlns:oel="http://schemas.microsoft.com/office/2019/extlst" xmlns:r="http://schemas.openxmlformats.org/officeDocument/2006/relationships" xmlns:m="http://schemas.openxmlformats.org/officeDocument/2006/math" xmlns:v="urn:schemas-microsoft-com:vml" xmlns:wp14="http://schemas.microsoft.com/office/word/2010/wordprocessingDrawing" xmlns:wp="http://schemas.openxmlformats.org/drawingml/2006/wordprocessingDrawing" xmlns:w10="urn:schemas-microsoft-com:office:word" xmlns:w="http://schemas.openxmlformats.org/wordprocessingml/2006/main" xmlns:w14="http://schemas.microsoft.com/office/word/2010/wordml" xmlns:w15="http://schemas.microsoft.com/office/word/2012/wordml" xmlns:w16cex="http://schemas.microsoft.com/office/word/2018/wordml/cex" xmlns:w16cid="http://schemas.microsoft.com/office/word/2016/wordml/cid" xmlns:w16="http://schemas.microsoft.com/office/word/2018/wordml" xmlns:w16du="http://schemas.microsoft.com/office/word/2023/wordml/word16du" xmlns:w16sdtdh="http://schemas.microsoft.com/office/word/2020/wordml/sdtdatahash" xmlns:w16sdtfl="http://schemas.microsoft.com/office/word/2024/wordml/sdtformatlock" xmlns:w16se="http://schemas.microsoft.com/office/word/2015/wordml/symex" xmlns:wpg="http://schemas.microsoft.com/office/word/2010/wordprocessingGroup" xmlns:wpi="http://schemas.microsoft.com/office/word/2010/wordprocessingInk" xmlns:wne="http://schemas.microsoft.com/office/word/2006/wordml" xmlns:wps="http://schemas.microsoft.com/office/word/2010/wordprocessingShape" mc:Ignorable="w14 w15 w16se w16cid w16 w16cex w16sdtdh w16sdtfl w16du wp14">
+  <w:p>
+    <w:pPr>
+      <w:pStyle w:val="Hlavika"/>
+    </w:pPr>
+  </w:p>
+</w:hdr>
 </file>
 
 <file path=word/styles.xml><?xml version="1.0" encoding="utf-8"?>
@@ -1261,6 +1283,7 @@
   <w:style w:type="character" w:default="1" w:styleId="Predvolenpsmoodseku">
     <w:name w:val="Default Paragraph Font"/>
     <w:uiPriority w:val="1"/>
+    <w:semiHidden/>
     <w:unhideWhenUsed/>
   </w:style>
   <w:style w:type="table" w:default="1" w:styleId="Normlnatabuka">
@@ -1633,6 +1656,54 @@
     <w:name w:val="ͼn"/>
     <w:basedOn w:val="Predvolenpsmoodseku"/>
     <w:rsid w:val="00077BB3"/>
+  </w:style>
+  <w:style w:type="paragraph" w:styleId="Hlavika">
+    <w:name w:val="header"/>
+    <w:basedOn w:val="Normlny"/>
+    <w:link w:val="HlavikaChar"/>
+    <w:uiPriority w:val="99"/>
+    <w:unhideWhenUsed/>
+    <w:rsid w:val="009F7EAD"/>
+    <w:pPr>
+      <w:tabs>
+        <w:tab w:val="center" w:pos="4536"/>
+        <w:tab w:val="right" w:pos="9072"/>
+      </w:tabs>
+    </w:pPr>
+  </w:style>
+  <w:style w:type="character" w:customStyle="1" w:styleId="HlavikaChar">
+    <w:name w:val="Hlavička Char"/>
+    <w:basedOn w:val="Predvolenpsmoodseku"/>
+    <w:link w:val="Hlavika"/>
+    <w:uiPriority w:val="99"/>
+    <w:rsid w:val="009F7EAD"/>
+    <w:rPr>
+      <w:noProof/>
+    </w:rPr>
+  </w:style>
+  <w:style w:type="paragraph" w:styleId="Pta">
+    <w:name w:val="footer"/>
+    <w:basedOn w:val="Normlny"/>
+    <w:link w:val="PtaChar"/>
+    <w:uiPriority w:val="99"/>
+    <w:unhideWhenUsed/>
+    <w:rsid w:val="009F7EAD"/>
+    <w:pPr>
+      <w:tabs>
+        <w:tab w:val="center" w:pos="4536"/>
+        <w:tab w:val="right" w:pos="9072"/>
+      </w:tabs>
+    </w:pPr>
+  </w:style>
+  <w:style w:type="character" w:customStyle="1" w:styleId="PtaChar">
+    <w:name w:val="Päta Char"/>
+    <w:basedOn w:val="Predvolenpsmoodseku"/>
+    <w:link w:val="Pta"/>
+    <w:uiPriority w:val="99"/>
+    <w:rsid w:val="009F7EAD"/>
+    <w:rPr>
+      <w:noProof/>
+    </w:rPr>
   </w:style>
 </w:styles>
 </file>
